--- a/SOUMYADEEP_DEY_Resume.docx
+++ b/SOUMYADEEP_DEY_Resume.docx
@@ -312,16 +312,9 @@
                                   <w:color w:val="000000" w:themeColor="text1"/>
                                 </w:rPr>
                               </w:pPr>
-                              <w:hyperlink r:id="rId5" w:history="1">
-                                <w:r>
-                                  <w:rPr>
-                                    <w:rStyle w:val="Hyperlink"/>
-                                    <w:color w:val="000000" w:themeColor="text1"/>
-                                    <w:u w:val="none"/>
-                                  </w:rPr>
-                                  <w:t>https://soumyadeep-dey-portfolio.vercel.app/</w:t>
-                                </w:r>
-                              </w:hyperlink>
+                              <w:r>
+                                <w:t>https://soumyadeepdey1217.github.io/portfolio/</w:t>
+                              </w:r>
                               <w:r>
                                 <w:rPr>
                                   <w:color w:val="000000" w:themeColor="text1"/>
@@ -579,7 +572,7 @@
                           <pic:cNvPicPr/>
                         </pic:nvPicPr>
                         <pic:blipFill>
-                          <a:blip r:embed="rId6"/>
+                          <a:blip r:embed="rId5"/>
                           <a:stretch>
                             <a:fillRect/>
                           </a:stretch>
@@ -600,7 +593,7 @@
                           <pic:cNvPicPr/>
                         </pic:nvPicPr>
                         <pic:blipFill>
-                          <a:blip r:embed="rId7">
+                          <a:blip r:embed="rId6">
                             <a:extLst>
                               <a:ext uri="{28A0092B-C50C-407E-A947-70E740481C1C}">
                                 <a14:useLocalDpi xmlns:a14="http://schemas.microsoft.com/office/drawing/2010/main" val="0"/>
@@ -771,16 +764,9 @@
                             <w:color w:val="000000" w:themeColor="text1"/>
                           </w:rPr>
                         </w:pPr>
-                        <w:hyperlink r:id="rId8" w:history="1">
-                          <w:r>
-                            <w:rPr>
-                              <w:rStyle w:val="Hyperlink"/>
-                              <w:color w:val="000000" w:themeColor="text1"/>
-                              <w:u w:val="none"/>
-                            </w:rPr>
-                            <w:t>https://soumyadeep-dey-portfolio.vercel.app/</w:t>
-                          </w:r>
-                        </w:hyperlink>
+                        <w:r>
+                          <w:t>https://soumyadeepdey1217.github.io/portfolio/</w:t>
+                        </w:r>
                         <w:r>
                           <w:rPr>
                             <w:color w:val="000000" w:themeColor="text1"/>
@@ -914,10 +900,10 @@
                   <o:lock v:ext="edit" aspectratio="t"/>
                 </v:shapetype>
                 <v:shape id="Picture 1819564006" o:spid="_x0000_s1039" type="#_x0000_t75" style="position:absolute;left:304;width:9784;height:11780;visibility:visible;mso-wrap-style:square" o:gfxdata="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">
-                  <v:imagedata r:id="rId9" o:title=""/>
+                  <v:imagedata r:id="rId7" o:title=""/>
                 </v:shape>
                 <v:shape id="Picture 1118392408" o:spid="_x0000_s1040" type="#_x0000_t75" style="position:absolute;left:1312;top:637;width:7220;height:9957;visibility:visible;mso-wrap-style:square" o:gfxdata="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">
-                  <v:imagedata r:id="rId10" o:title=""/>
+                  <v:imagedata r:id="rId8" o:title=""/>
                 </v:shape>
                 <v:shape id="Shape 156" o:spid="_x0000_s1041" style="position:absolute;left:754;top:447;width:8336;height:10337;visibility:visible;mso-wrap-style:square;v-text-anchor:top" coordsize="833653,1033780" o:gfxdata="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" path="m,1033780r833653,l833653,,,,,1033780xe" filled="f" strokeweight="3pt">
                   <v:stroke miterlimit="83231f" joinstyle="miter" endcap="square"/>
@@ -1997,7 +1983,7 @@
         </w:rPr>
         <w:t>Clutch-AI — AI Application Descriptor (</w:t>
       </w:r>
-      <w:hyperlink r:id="rId11" w:tgtFrame="_blank" w:history="1">
+      <w:hyperlink r:id="rId9" w:tgtFrame="_blank" w:history="1">
         <w:r>
           <w:rPr>
             <w:rStyle w:val="Hyperlink"/>
@@ -2076,7 +2062,7 @@
         </w:rPr>
         <w:t xml:space="preserve"> </w:t>
       </w:r>
-      <w:hyperlink r:id="rId12" w:tgtFrame="_blank" w:history="1">
+      <w:hyperlink r:id="rId10" w:tgtFrame="_blank" w:history="1">
         <w:r>
           <w:rPr>
             <w:rStyle w:val="Hyperlink"/>
@@ -5868,6 +5854,7 @@
   <w:style w:type="character" w:default="1" w:styleId="DefaultParagraphFont">
     <w:name w:val="Default Paragraph Font"/>
     <w:uiPriority w:val="1"/>
+    <w:semiHidden/>
     <w:unhideWhenUsed/>
   </w:style>
   <w:style w:type="table" w:default="1" w:styleId="TableNormal">
